--- a/dsandml/multiplelinreg/index.docx
+++ b/dsandml/multiplelinreg/index.docx
@@ -4228,7 +4228,7 @@
         <w:t xml:space="preserve"> </w:t>
       </w:r>
       <w:r>
-        <w:t xml:space="preserve">0.9669 and coefficients</w:t>
+        <w:t xml:space="preserve">1.0016 and coefficients</w:t>
       </w:r>
       <w:r>
         <w:t xml:space="preserve"> </w:t>
@@ -4257,7 +4257,7 @@
         <w:t xml:space="preserve"> </w:t>
       </w:r>
       <w:r>
-        <w:t xml:space="preserve">2.9896, and</w:t>
+        <w:t xml:space="preserve">2.9766, and</w:t>
       </w:r>
       <w:r>
         <w:t xml:space="preserve"> </w:t>
@@ -4286,7 +4286,7 @@
         <w:t xml:space="preserve"> </w:t>
       </w:r>
       <w:r>
-        <w:t xml:space="preserve">1.9865</w:t>
+        <w:t xml:space="preserve">1.9685</w:t>
       </w:r>
     </w:p>
     <w:bookmarkEnd w:id="26"/>
@@ -5136,7 +5136,7 @@
         <w:t xml:space="preserve"> </w:t>
       </w:r>
       <w:r>
-        <w:t xml:space="preserve">0.9669 and coefficients</w:t>
+        <w:t xml:space="preserve">1.0016 and coefficients</w:t>
       </w:r>
       <w:r>
         <w:t xml:space="preserve"> </w:t>
@@ -5165,7 +5165,7 @@
         <w:t xml:space="preserve"> </w:t>
       </w:r>
       <w:r>
-        <w:t xml:space="preserve">2.9896, and</w:t>
+        <w:t xml:space="preserve">2.9766, and</w:t>
       </w:r>
       <w:r>
         <w:t xml:space="preserve"> </w:t>
@@ -5194,7 +5194,7 @@
         <w:t xml:space="preserve"> </w:t>
       </w:r>
       <w:r>
-        <w:t xml:space="preserve">1.9865</w:t>
+        <w:t xml:space="preserve">1.9685</w:t>
       </w:r>
     </w:p>
     <w:bookmarkEnd w:id="27"/>
@@ -6410,7 +6410,7 @@
         <w:t xml:space="preserve"> </w:t>
       </w:r>
       <w:r>
-        <w:t xml:space="preserve">0.9665 and coefficients</w:t>
+        <w:t xml:space="preserve">1.0009 and coefficients</w:t>
       </w:r>
       <w:r>
         <w:t xml:space="preserve"> </w:t>
@@ -6439,7 +6439,7 @@
         <w:t xml:space="preserve"> </w:t>
       </w:r>
       <w:r>
-        <w:t xml:space="preserve">2.9891, and</w:t>
+        <w:t xml:space="preserve">2.9748, and</w:t>
       </w:r>
       <w:r>
         <w:t xml:space="preserve"> </w:t>
@@ -6468,7 +6468,7 @@
         <w:t xml:space="preserve"> </w:t>
       </w:r>
       <w:r>
-        <w:t xml:space="preserve">1.9857</w:t>
+        <w:t xml:space="preserve">1.9679</w:t>
       </w:r>
     </w:p>
     <w:bookmarkEnd w:id="28"/>
@@ -8533,7 +8533,7 @@
         <w:t xml:space="preserve"> </w:t>
       </w:r>
       <w:r>
-        <w:t xml:space="preserve">array([1.02295672]) and coefficients</w:t>
+        <w:t xml:space="preserve">array([0.9572542]) and coefficients</w:t>
       </w:r>
       <w:r>
         <w:t xml:space="preserve"> </w:t>
@@ -8562,7 +8562,7 @@
         <w:t xml:space="preserve"> </w:t>
       </w:r>
       <w:r>
-        <w:t xml:space="preserve">array([3.00347021]), and</w:t>
+        <w:t xml:space="preserve">array([2.94996706]), and</w:t>
       </w:r>
       <w:r>
         <w:t xml:space="preserve"> </w:t>
@@ -8591,7 +8591,7 @@
         <w:t xml:space="preserve"> </w:t>
       </w:r>
       <w:r>
-        <w:t xml:space="preserve">array([2.02375567])</w:t>
+        <w:t xml:space="preserve">array([1.99514755])</w:t>
       </w:r>
     </w:p>
     <w:p>

--- a/dsandml/multiplelinreg/index.docx
+++ b/dsandml/multiplelinreg/index.docx
@@ -4228,7 +4228,7 @@
         <w:t xml:space="preserve"> </w:t>
       </w:r>
       <w:r>
-        <w:t xml:space="preserve">1.0016 and coefficients</w:t>
+        <w:t xml:space="preserve">0.9878 and coefficients</w:t>
       </w:r>
       <w:r>
         <w:t xml:space="preserve"> </w:t>
@@ -4257,7 +4257,7 @@
         <w:t xml:space="preserve"> </w:t>
       </w:r>
       <w:r>
-        <w:t xml:space="preserve">2.9766, and</w:t>
+        <w:t xml:space="preserve">3.0318, and</w:t>
       </w:r>
       <w:r>
         <w:t xml:space="preserve"> </w:t>
@@ -4286,7 +4286,7 @@
         <w:t xml:space="preserve"> </w:t>
       </w:r>
       <w:r>
-        <w:t xml:space="preserve">1.9685</w:t>
+        <w:t xml:space="preserve">2.02</w:t>
       </w:r>
     </w:p>
     <w:bookmarkEnd w:id="26"/>
@@ -5136,7 +5136,7 @@
         <w:t xml:space="preserve"> </w:t>
       </w:r>
       <w:r>
-        <w:t xml:space="preserve">1.0016 and coefficients</w:t>
+        <w:t xml:space="preserve">0.9878 and coefficients</w:t>
       </w:r>
       <w:r>
         <w:t xml:space="preserve"> </w:t>
@@ -5165,7 +5165,7 @@
         <w:t xml:space="preserve"> </w:t>
       </w:r>
       <w:r>
-        <w:t xml:space="preserve">2.9766, and</w:t>
+        <w:t xml:space="preserve">3.0318, and</w:t>
       </w:r>
       <w:r>
         <w:t xml:space="preserve"> </w:t>
@@ -5194,7 +5194,7 @@
         <w:t xml:space="preserve"> </w:t>
       </w:r>
       <w:r>
-        <w:t xml:space="preserve">1.9685</w:t>
+        <w:t xml:space="preserve">2.02</w:t>
       </w:r>
     </w:p>
     <w:bookmarkEnd w:id="27"/>
@@ -6410,7 +6410,7 @@
         <w:t xml:space="preserve"> </w:t>
       </w:r>
       <w:r>
-        <w:t xml:space="preserve">1.0009 and coefficients</w:t>
+        <w:t xml:space="preserve">0.9876 and coefficients</w:t>
       </w:r>
       <w:r>
         <w:t xml:space="preserve"> </w:t>
@@ -6439,7 +6439,7 @@
         <w:t xml:space="preserve"> </w:t>
       </w:r>
       <w:r>
-        <w:t xml:space="preserve">2.9748, and</w:t>
+        <w:t xml:space="preserve">3.0304, and</w:t>
       </w:r>
       <w:r>
         <w:t xml:space="preserve"> </w:t>
@@ -6468,7 +6468,7 @@
         <w:t xml:space="preserve"> </w:t>
       </w:r>
       <w:r>
-        <w:t xml:space="preserve">1.9679</w:t>
+        <w:t xml:space="preserve">2.0185</w:t>
       </w:r>
     </w:p>
     <w:bookmarkEnd w:id="28"/>
@@ -8533,7 +8533,7 @@
         <w:t xml:space="preserve"> </w:t>
       </w:r>
       <w:r>
-        <w:t xml:space="preserve">array([0.9572542]) and coefficients</w:t>
+        <w:t xml:space="preserve">array([0.95644566]) and coefficients</w:t>
       </w:r>
       <w:r>
         <w:t xml:space="preserve"> </w:t>
@@ -8562,7 +8562,7 @@
         <w:t xml:space="preserve"> </w:t>
       </w:r>
       <w:r>
-        <w:t xml:space="preserve">array([2.94996706]), and</w:t>
+        <w:t xml:space="preserve">array([3.0186497]), and</w:t>
       </w:r>
       <w:r>
         <w:t xml:space="preserve"> </w:t>
@@ -8591,7 +8591,7 @@
         <w:t xml:space="preserve"> </w:t>
       </w:r>
       <w:r>
-        <w:t xml:space="preserve">array([1.99514755])</w:t>
+        <w:t xml:space="preserve">array([2.01148955])</w:t>
       </w:r>
     </w:p>
     <w:p>

--- a/dsandml/multiplelinreg/index.docx
+++ b/dsandml/multiplelinreg/index.docx
@@ -4228,7 +4228,7 @@
         <w:t xml:space="preserve"> </w:t>
       </w:r>
       <w:r>
-        <w:t xml:space="preserve">0.9878 and coefficients</w:t>
+        <w:t xml:space="preserve">0.948 and coefficients</w:t>
       </w:r>
       <w:r>
         <w:t xml:space="preserve"> </w:t>
@@ -4257,7 +4257,7 @@
         <w:t xml:space="preserve"> </w:t>
       </w:r>
       <w:r>
-        <w:t xml:space="preserve">3.0318, and</w:t>
+        <w:t xml:space="preserve">3.0209, and</w:t>
       </w:r>
       <w:r>
         <w:t xml:space="preserve"> </w:t>
@@ -4286,7 +4286,7 @@
         <w:t xml:space="preserve"> </w:t>
       </w:r>
       <w:r>
-        <w:t xml:space="preserve">2.02</w:t>
+        <w:t xml:space="preserve">1.9875</w:t>
       </w:r>
     </w:p>
     <w:bookmarkEnd w:id="26"/>
@@ -5136,7 +5136,7 @@
         <w:t xml:space="preserve"> </w:t>
       </w:r>
       <w:r>
-        <w:t xml:space="preserve">0.9878 and coefficients</w:t>
+        <w:t xml:space="preserve">0.948 and coefficients</w:t>
       </w:r>
       <w:r>
         <w:t xml:space="preserve"> </w:t>
@@ -5165,7 +5165,7 @@
         <w:t xml:space="preserve"> </w:t>
       </w:r>
       <w:r>
-        <w:t xml:space="preserve">3.0318, and</w:t>
+        <w:t xml:space="preserve">3.0209, and</w:t>
       </w:r>
       <w:r>
         <w:t xml:space="preserve"> </w:t>
@@ -5194,7 +5194,7 @@
         <w:t xml:space="preserve"> </w:t>
       </w:r>
       <w:r>
-        <w:t xml:space="preserve">2.02</w:t>
+        <w:t xml:space="preserve">1.9875</w:t>
       </w:r>
     </w:p>
     <w:bookmarkEnd w:id="27"/>
@@ -6410,7 +6410,7 @@
         <w:t xml:space="preserve"> </w:t>
       </w:r>
       <w:r>
-        <w:t xml:space="preserve">0.9876 and coefficients</w:t>
+        <w:t xml:space="preserve">0.9483 and coefficients</w:t>
       </w:r>
       <w:r>
         <w:t xml:space="preserve"> </w:t>
@@ -6439,7 +6439,7 @@
         <w:t xml:space="preserve"> </w:t>
       </w:r>
       <w:r>
-        <w:t xml:space="preserve">3.0304, and</w:t>
+        <w:t xml:space="preserve">3.0196, and</w:t>
       </w:r>
       <w:r>
         <w:t xml:space="preserve"> </w:t>
@@ -6468,7 +6468,7 @@
         <w:t xml:space="preserve"> </w:t>
       </w:r>
       <w:r>
-        <w:t xml:space="preserve">2.0185</w:t>
+        <w:t xml:space="preserve">1.9868</w:t>
       </w:r>
     </w:p>
     <w:bookmarkEnd w:id="28"/>
@@ -8533,7 +8533,7 @@
         <w:t xml:space="preserve"> </w:t>
       </w:r>
       <w:r>
-        <w:t xml:space="preserve">array([0.95644566]) and coefficients</w:t>
+        <w:t xml:space="preserve">array([0.91994642]) and coefficients</w:t>
       </w:r>
       <w:r>
         <w:t xml:space="preserve"> </w:t>
@@ -8562,7 +8562,7 @@
         <w:t xml:space="preserve"> </w:t>
       </w:r>
       <w:r>
-        <w:t xml:space="preserve">array([3.0186497]), and</w:t>
+        <w:t xml:space="preserve">array([2.99954829]), and</w:t>
       </w:r>
       <w:r>
         <w:t xml:space="preserve"> </w:t>
@@ -8591,7 +8591,7 @@
         <w:t xml:space="preserve"> </w:t>
       </w:r>
       <w:r>
-        <w:t xml:space="preserve">array([2.01148955])</w:t>
+        <w:t xml:space="preserve">array([1.96314792])</w:t>
       </w:r>
     </w:p>
     <w:p>

--- a/dsandml/multiplelinreg/index.docx
+++ b/dsandml/multiplelinreg/index.docx
@@ -4228,7 +4228,7 @@
         <w:t xml:space="preserve"> </w:t>
       </w:r>
       <w:r>
-        <w:t xml:space="preserve">0.948 and coefficients</w:t>
+        <w:t xml:space="preserve">0.9479 and coefficients</w:t>
       </w:r>
       <w:r>
         <w:t xml:space="preserve"> </w:t>
@@ -4257,7 +4257,7 @@
         <w:t xml:space="preserve"> </w:t>
       </w:r>
       <w:r>
-        <w:t xml:space="preserve">3.0209, and</w:t>
+        <w:t xml:space="preserve">3.0166, and</w:t>
       </w:r>
       <w:r>
         <w:t xml:space="preserve"> </w:t>
@@ -4286,7 +4286,7 @@
         <w:t xml:space="preserve"> </w:t>
       </w:r>
       <w:r>
-        <w:t xml:space="preserve">1.9875</w:t>
+        <w:t xml:space="preserve">1.9552</w:t>
       </w:r>
     </w:p>
     <w:bookmarkEnd w:id="26"/>
@@ -5136,7 +5136,7 @@
         <w:t xml:space="preserve"> </w:t>
       </w:r>
       <w:r>
-        <w:t xml:space="preserve">0.948 and coefficients</w:t>
+        <w:t xml:space="preserve">0.9479 and coefficients</w:t>
       </w:r>
       <w:r>
         <w:t xml:space="preserve"> </w:t>
@@ -5165,7 +5165,7 @@
         <w:t xml:space="preserve"> </w:t>
       </w:r>
       <w:r>
-        <w:t xml:space="preserve">3.0209, and</w:t>
+        <w:t xml:space="preserve">3.0166, and</w:t>
       </w:r>
       <w:r>
         <w:t xml:space="preserve"> </w:t>
@@ -5194,7 +5194,7 @@
         <w:t xml:space="preserve"> </w:t>
       </w:r>
       <w:r>
-        <w:t xml:space="preserve">1.9875</w:t>
+        <w:t xml:space="preserve">1.9552</w:t>
       </w:r>
     </w:p>
     <w:bookmarkEnd w:id="27"/>
@@ -6439,7 +6439,7 @@
         <w:t xml:space="preserve"> </w:t>
       </w:r>
       <w:r>
-        <w:t xml:space="preserve">3.0196, and</w:t>
+        <w:t xml:space="preserve">3.0155, and</w:t>
       </w:r>
       <w:r>
         <w:t xml:space="preserve"> </w:t>
@@ -6468,7 +6468,7 @@
         <w:t xml:space="preserve"> </w:t>
       </w:r>
       <w:r>
-        <w:t xml:space="preserve">1.9868</w:t>
+        <w:t xml:space="preserve">1.955</w:t>
       </w:r>
     </w:p>
     <w:bookmarkEnd w:id="28"/>
@@ -8533,7 +8533,7 @@
         <w:t xml:space="preserve"> </w:t>
       </w:r>
       <w:r>
-        <w:t xml:space="preserve">array([0.91994642]) and coefficients</w:t>
+        <w:t xml:space="preserve">array([0.98227875]) and coefficients</w:t>
       </w:r>
       <w:r>
         <w:t xml:space="preserve"> </w:t>
@@ -8562,7 +8562,7 @@
         <w:t xml:space="preserve"> </w:t>
       </w:r>
       <w:r>
-        <w:t xml:space="preserve">array([2.99954829]), and</w:t>
+        <w:t xml:space="preserve">array([3.01543621]), and</w:t>
       </w:r>
       <w:r>
         <w:t xml:space="preserve"> </w:t>
@@ -8591,7 +8591,7 @@
         <w:t xml:space="preserve"> </w:t>
       </w:r>
       <w:r>
-        <w:t xml:space="preserve">array([1.96314792])</w:t>
+        <w:t xml:space="preserve">array([1.98382922])</w:t>
       </w:r>
     </w:p>
     <w:p>

--- a/dsandml/multiplelinreg/index.docx
+++ b/dsandml/multiplelinreg/index.docx
@@ -4228,7 +4228,7 @@
         <w:t xml:space="preserve"> </w:t>
       </w:r>
       <w:r>
-        <w:t xml:space="preserve">0.9479 and coefficients</w:t>
+        <w:t xml:space="preserve">1.0087 and coefficients</w:t>
       </w:r>
       <w:r>
         <w:t xml:space="preserve"> </w:t>
@@ -4257,7 +4257,7 @@
         <w:t xml:space="preserve"> </w:t>
       </w:r>
       <w:r>
-        <w:t xml:space="preserve">3.0166, and</w:t>
+        <w:t xml:space="preserve">2.9824, and</w:t>
       </w:r>
       <w:r>
         <w:t xml:space="preserve"> </w:t>
@@ -4286,7 +4286,7 @@
         <w:t xml:space="preserve"> </w:t>
       </w:r>
       <w:r>
-        <w:t xml:space="preserve">1.9552</w:t>
+        <w:t xml:space="preserve">1.9826</w:t>
       </w:r>
     </w:p>
     <w:bookmarkEnd w:id="26"/>
@@ -5136,7 +5136,7 @@
         <w:t xml:space="preserve"> </w:t>
       </w:r>
       <w:r>
-        <w:t xml:space="preserve">0.9479 and coefficients</w:t>
+        <w:t xml:space="preserve">1.0087 and coefficients</w:t>
       </w:r>
       <w:r>
         <w:t xml:space="preserve"> </w:t>
@@ -5165,7 +5165,7 @@
         <w:t xml:space="preserve"> </w:t>
       </w:r>
       <w:r>
-        <w:t xml:space="preserve">3.0166, and</w:t>
+        <w:t xml:space="preserve">2.9824, and</w:t>
       </w:r>
       <w:r>
         <w:t xml:space="preserve"> </w:t>
@@ -5194,7 +5194,7 @@
         <w:t xml:space="preserve"> </w:t>
       </w:r>
       <w:r>
-        <w:t xml:space="preserve">1.9552</w:t>
+        <w:t xml:space="preserve">1.9826</w:t>
       </w:r>
     </w:p>
     <w:bookmarkEnd w:id="27"/>
@@ -6410,7 +6410,7 @@
         <w:t xml:space="preserve"> </w:t>
       </w:r>
       <w:r>
-        <w:t xml:space="preserve">0.9483 and coefficients</w:t>
+        <w:t xml:space="preserve">1.0082 and coefficients</w:t>
       </w:r>
       <w:r>
         <w:t xml:space="preserve"> </w:t>
@@ -6439,7 +6439,7 @@
         <w:t xml:space="preserve"> </w:t>
       </w:r>
       <w:r>
-        <w:t xml:space="preserve">3.0155, and</w:t>
+        <w:t xml:space="preserve">2.9813, and</w:t>
       </w:r>
       <w:r>
         <w:t xml:space="preserve"> </w:t>
@@ -6468,7 +6468,7 @@
         <w:t xml:space="preserve"> </w:t>
       </w:r>
       <w:r>
-        <w:t xml:space="preserve">1.955</w:t>
+        <w:t xml:space="preserve">1.9817</w:t>
       </w:r>
     </w:p>
     <w:bookmarkEnd w:id="28"/>
@@ -8533,7 +8533,7 @@
         <w:t xml:space="preserve"> </w:t>
       </w:r>
       <w:r>
-        <w:t xml:space="preserve">array([0.98227875]) and coefficients</w:t>
+        <w:t xml:space="preserve">array([1.0244429]) and coefficients</w:t>
       </w:r>
       <w:r>
         <w:t xml:space="preserve"> </w:t>
@@ -8562,7 +8562,7 @@
         <w:t xml:space="preserve"> </w:t>
       </w:r>
       <w:r>
-        <w:t xml:space="preserve">array([3.01543621]), and</w:t>
+        <w:t xml:space="preserve">array([3.00831019]), and</w:t>
       </w:r>
       <w:r>
         <w:t xml:space="preserve"> </w:t>
@@ -8591,7 +8591,7 @@
         <w:t xml:space="preserve"> </w:t>
       </w:r>
       <w:r>
-        <w:t xml:space="preserve">array([1.98382922])</w:t>
+        <w:t xml:space="preserve">array([1.94812757])</w:t>
       </w:r>
     </w:p>
     <w:p>

--- a/dsandml/multiplelinreg/index.docx
+++ b/dsandml/multiplelinreg/index.docx
@@ -4228,7 +4228,7 @@
         <w:t xml:space="preserve"> </w:t>
       </w:r>
       <w:r>
-        <w:t xml:space="preserve">1.0087 and coefficients</w:t>
+        <w:t xml:space="preserve">0.9628 and coefficients</w:t>
       </w:r>
       <w:r>
         <w:t xml:space="preserve"> </w:t>
@@ -4257,7 +4257,7 @@
         <w:t xml:space="preserve"> </w:t>
       </w:r>
       <w:r>
-        <w:t xml:space="preserve">2.9824, and</w:t>
+        <w:t xml:space="preserve">2.9887, and</w:t>
       </w:r>
       <w:r>
         <w:t xml:space="preserve"> </w:t>
@@ -4286,7 +4286,7 @@
         <w:t xml:space="preserve"> </w:t>
       </w:r>
       <w:r>
-        <w:t xml:space="preserve">1.9826</w:t>
+        <w:t xml:space="preserve">2.0323</w:t>
       </w:r>
     </w:p>
     <w:bookmarkEnd w:id="26"/>
@@ -5136,7 +5136,7 @@
         <w:t xml:space="preserve"> </w:t>
       </w:r>
       <w:r>
-        <w:t xml:space="preserve">1.0087 and coefficients</w:t>
+        <w:t xml:space="preserve">0.9628 and coefficients</w:t>
       </w:r>
       <w:r>
         <w:t xml:space="preserve"> </w:t>
@@ -5165,7 +5165,7 @@
         <w:t xml:space="preserve"> </w:t>
       </w:r>
       <w:r>
-        <w:t xml:space="preserve">2.9824, and</w:t>
+        <w:t xml:space="preserve">2.9887, and</w:t>
       </w:r>
       <w:r>
         <w:t xml:space="preserve"> </w:t>
@@ -5194,7 +5194,7 @@
         <w:t xml:space="preserve"> </w:t>
       </w:r>
       <w:r>
-        <w:t xml:space="preserve">1.9826</w:t>
+        <w:t xml:space="preserve">2.0323</w:t>
       </w:r>
     </w:p>
     <w:bookmarkEnd w:id="27"/>
@@ -6410,7 +6410,7 @@
         <w:t xml:space="preserve"> </w:t>
       </w:r>
       <w:r>
-        <w:t xml:space="preserve">1.0082 and coefficients</w:t>
+        <w:t xml:space="preserve">0.9622 and coefficients</w:t>
       </w:r>
       <w:r>
         <w:t xml:space="preserve"> </w:t>
@@ -6439,7 +6439,7 @@
         <w:t xml:space="preserve"> </w:t>
       </w:r>
       <w:r>
-        <w:t xml:space="preserve">2.9813, and</w:t>
+        <w:t xml:space="preserve">2.9874, and</w:t>
       </w:r>
       <w:r>
         <w:t xml:space="preserve"> </w:t>
@@ -6468,7 +6468,7 @@
         <w:t xml:space="preserve"> </w:t>
       </w:r>
       <w:r>
-        <w:t xml:space="preserve">1.9817</w:t>
+        <w:t xml:space="preserve">2.0318</w:t>
       </w:r>
     </w:p>
     <w:bookmarkEnd w:id="28"/>
@@ -8533,7 +8533,7 @@
         <w:t xml:space="preserve"> </w:t>
       </w:r>
       <w:r>
-        <w:t xml:space="preserve">array([1.0244429]) and coefficients</w:t>
+        <w:t xml:space="preserve">array([0.99129629]) and coefficients</w:t>
       </w:r>
       <w:r>
         <w:t xml:space="preserve"> </w:t>
@@ -8562,7 +8562,7 @@
         <w:t xml:space="preserve"> </w:t>
       </w:r>
       <w:r>
-        <w:t xml:space="preserve">array([3.00831019]), and</w:t>
+        <w:t xml:space="preserve">array([3.01535987]), and</w:t>
       </w:r>
       <w:r>
         <w:t xml:space="preserve"> </w:t>
@@ -8591,7 +8591,7 @@
         <w:t xml:space="preserve"> </w:t>
       </w:r>
       <w:r>
-        <w:t xml:space="preserve">array([1.94812757])</w:t>
+        <w:t xml:space="preserve">array([2.0410245])</w:t>
       </w:r>
     </w:p>
     <w:p>
